--- a/common/template/document/contract_student.docx
+++ b/common/template/document/contract_student.docx
@@ -11,6 +11,7 @@
           <w:rStyle w:val="a4"/>
           <w:sz w:val="18"/>
           <w:szCs w:val="18"/>
+          <w:lang w:val="en-US"/>
         </w:rPr>
       </w:pPr>
       <w:r>
@@ -20,6 +21,97 @@
           <w:szCs w:val="18"/>
         </w:rPr>
         <w:t>ДОГОВОР</w:t>
+      </w:r>
+      <w:r>
+        <w:rPr>
+          <w:rStyle w:val="a4"/>
+          <w:sz w:val="18"/>
+          <w:szCs w:val="18"/>
+          <w:lang w:val="en-US"/>
+        </w:rPr>
+        <w:t xml:space="preserve"> </w:t>
+      </w:r>
+      <w:r>
+        <w:rPr>
+          <w:rStyle w:val="a4"/>
+          <w:sz w:val="18"/>
+          <w:szCs w:val="18"/>
+          <w:lang w:val="en-US"/>
+        </w:rPr>
+        <w:t>№</w:t>
+      </w:r>
+      <w:r>
+        <w:rPr>
+          <w:b/>
+          <w:bCs/>
+          <w:sz w:val="18"/>
+          <w:szCs w:val="18"/>
+          <w:lang w:val="en-US"/>
+        </w:rPr>
+        <w:t>[</w:t>
+      </w:r>
+      <w:proofErr w:type="spellStart"/>
+      <w:r>
+        <w:rPr>
+          <w:b/>
+          <w:bCs/>
+          <w:sz w:val="18"/>
+          <w:szCs w:val="18"/>
+          <w:lang w:val="en-US"/>
+        </w:rPr>
+        <w:t>doc.student_fls</w:t>
+      </w:r>
+      <w:proofErr w:type="spellEnd"/>
+      <w:r>
+        <w:rPr>
+          <w:b/>
+          <w:bCs/>
+          <w:sz w:val="18"/>
+          <w:szCs w:val="18"/>
+          <w:lang w:val="en-US"/>
+        </w:rPr>
+        <w:t>]</w:t>
+      </w:r>
+      <w:r>
+        <w:rPr>
+          <w:rStyle w:val="a4"/>
+          <w:sz w:val="18"/>
+          <w:szCs w:val="18"/>
+          <w:lang w:val="en-US"/>
+        </w:rPr>
+        <w:t>-</w:t>
+      </w:r>
+      <w:r>
+        <w:rPr>
+          <w:b/>
+          <w:bCs/>
+          <w:sz w:val="18"/>
+          <w:szCs w:val="18"/>
+          <w:lang w:val="en-US"/>
+        </w:rPr>
+        <w:t>[</w:t>
+      </w:r>
+      <w:proofErr w:type="spellStart"/>
+      <w:r>
+        <w:rPr>
+          <w:b/>
+          <w:bCs/>
+          <w:sz w:val="18"/>
+          <w:szCs w:val="18"/>
+          <w:lang w:val="en-US"/>
+        </w:rPr>
+        <w:t>doc.doc_date_year</w:t>
+      </w:r>
+      <w:proofErr w:type="spellEnd"/>
+      <w:r>
+        <w:rPr>
+          <w:b/>
+          <w:bCs/>
+          <w:sz w:val="18"/>
+          <w:szCs w:val="18"/>
+          <w:lang w:val="en-US"/>
+        </w:rPr>
+        <w:t>]</w:t>
       </w:r>
     </w:p>
     <w:p>
